--- a/_implementation-notes/evening-series/handouts/FotH Pilot Session 9-10 Reading Card DRAFT v1.docx
+++ b/_implementation-notes/evening-series/handouts/FotH Pilot Session 9-10 Reading Card DRAFT v1.docx
@@ -16,7 +16,7 @@
         <w:rPr>
           <w:i/>
         </w:rPr>
-        <w:t>For the reader and the leading pair, Sessions 9–10 combined. Adapted from H9.1 and split into two rounds (John's word, 13 October 2026). Read slowly: two words per second. (pause) = 30 full seconds; (longer pause) = 60. Do not fill the silence.</w:t>
+        <w:t>For the reader and the leading pair, Sessions 9–10 combined. The Four Connects Garden of the Heart process, in two rounds (John's word, 13 October 2026). Read slowly: two words per second. (pause) = 30 full seconds; (longer pause) = 60. Do not fill the silence. Pens and journals ready before you start, then set aside.</w:t>
       </w:r>
     </w:p>
     <w:p>
@@ -24,7 +24,7 @@
         <w:pStyle w:val="Heading2"/>
       </w:pPr>
       <w:r>
-        <w:t>Settle (1 minute)</w:t>
+        <w:t>Relax (about 2 minutes)</w:t>
       </w:r>
     </w:p>
     <w:p>
@@ -32,7 +32,23 @@
         <w:pStyle w:val="BodyText"/>
       </w:pPr>
       <w:r>
-        <w:t>"Close your eyes if you want, or rest them on the floor. Take a slow breath. There is no wrong way. If your mind wanders, bring it gently back. If you see nothing at all, that is also fine. Let's begin."</w:t>
+        <w:t>"Find a comfortable way to sit, feet on the floor. Close your eyes if you want, or rest them on the floor. Breathe in slowly, and out. (pause) Again: in, and out. Just notice your breath. (pause)</w:t>
+      </w:r>
+    </w:p>
+    <w:p>
+      <w:pPr>
+        <w:pStyle w:val="BodyText"/>
+      </w:pPr>
+      <w:r>
+        <w:t>"Let your feet relax. Your legs. (pause) Your hands, your arms, your shoulders. Let your face relax. (pause)</w:t>
+      </w:r>
+    </w:p>
+    <w:p>
+      <w:pPr>
+        <w:pStyle w:val="BodyText"/>
+      </w:pPr>
+      <w:r>
+        <w:t>"You are here, in this room, and God is here. The great I AM is present. Be present to him."</w:t>
       </w:r>
     </w:p>
     <w:p>
@@ -40,7 +56,7 @@
         <w:pStyle w:val="Heading2"/>
       </w:pPr>
       <w:r>
-        <w:t>Round one — your heart as a garden (about 5 minutes)</w:t>
+        <w:t>Round one — your heart as a garden (about 4 minutes)</w:t>
       </w:r>
     </w:p>
     <w:p>
@@ -48,7 +64,7 @@
         <w:pStyle w:val="BodyText"/>
       </w:pPr>
       <w:r>
-        <w:t>"Picture your heart as a garden. Whatever the picture is, that is your picture; do not edit it. It may be a garden you remember; it may be a place you have never been. There may be a wall, or a gate, or no boundary at all. There may be much that is well-tended, and much that is overgrown. Walk into it. (pause)</w:t>
+        <w:t>"Now picture your heart as a garden. Whatever comes, that is your picture; do not edit it. Let it sit. (longer pause)</w:t>
       </w:r>
     </w:p>
     <w:p>
@@ -56,7 +72,7 @@
         <w:pStyle w:val="BodyText"/>
       </w:pPr>
       <w:r>
-        <w:t>"Take your time. Notice what is growing. Notice the weather, the light, the season. Notice the sounds and the smells. Notice what feels alive and what feels closed. (longer pause)</w:t>
+        <w:t>"Make it clearer. Notice the light. The temperature. The time of day. What is growing. (longer pause)</w:t>
       </w:r>
     </w:p>
     <w:p>
@@ -64,7 +80,7 @@
         <w:pStyle w:val="BodyText"/>
       </w:pPr>
       <w:r>
-        <w:t>"Stay there a moment longer. (pause) When you are ready, open your eyes."</w:t>
+        <w:t>"When you have the picture, come back to here, to this room, and open your eyes."</w:t>
       </w:r>
     </w:p>
     <w:p>
@@ -78,7 +94,7 @@
         <w:t>Write (3 minutes):</w:t>
       </w:r>
       <w:r>
-        <w:t xml:space="preserve"> "What does your garden look like? What is growing? What feels alive, and what feels closed?"</w:t>
+        <w:t xml:space="preserve"> "What did you see, hear, smell, or feel there?"</w:t>
       </w:r>
     </w:p>
     <w:p>
@@ -101,7 +117,7 @@
         <w:pageBreakBefore/>
       </w:pPr>
       <w:r>
-        <w:t>Round two — invite Jesus in (about 8 minutes)</w:t>
+        <w:t>Round two — invite Jesus in (about 9 minutes)</w:t>
       </w:r>
     </w:p>
     <w:p>
@@ -109,7 +125,7 @@
         <w:pStyle w:val="BodyText"/>
       </w:pPr>
       <w:r>
-        <w:t>"Close your eyes again if you want. Go back to your garden. It is still there; you know the way now. (pause)</w:t>
+        <w:t>"Close your eyes again if you want. Breathe in, and out. Go back to that relaxed place. (pause)</w:t>
       </w:r>
     </w:p>
     <w:p>
@@ -117,7 +133,7 @@
         <w:pStyle w:val="BodyText"/>
       </w:pPr>
       <w:r>
-        <w:t>"Turn toward the entrance. Jesus is there. He has been waiting. His face is gentle. He is not impatient with what he sees; he is not surprised by it. When you are ready, invite him in. And give him permission to do or say anything he wishes. (pause)</w:t>
+        <w:t>"Picture your heart again, your garden. (pause)</w:t>
       </w:r>
     </w:p>
     <w:p>
@@ -125,7 +141,16 @@
         <w:pStyle w:val="BodyText"/>
       </w:pPr>
       <w:r>
-        <w:t>"He enters. Watch what he does. Where does he walk? What does he stop and look at? What does he kneel beside? What does he touch? Do not orchestrate. Watch. (longer pause)</w:t>
+        <w:t>"Now invite Jesus in. Give him permission to do or say anything he wishes. Ask him to do or say whatever he wants. Then let it sit. I will be quiet for a few minutes."</w:t>
+      </w:r>
+    </w:p>
+    <w:p>
+      <w:pPr/>
+      <w:r>
+        <w:rPr>
+          <w:i/>
+        </w:rPr>
+        <w:t>(Silence: about five minutes. Hold it. Watch the clock, not the room's patience.)</w:t>
       </w:r>
     </w:p>
     <w:p>
@@ -133,39 +158,7 @@
         <w:pStyle w:val="BodyText"/>
       </w:pPr>
       <w:r>
-        <w:t>"Is there a place in your garden you would rather he not see? You do not have to take him there. But if he walks toward it, walk with him. He has seen worse. He has tended worse. (longer pause)</w:t>
-      </w:r>
-    </w:p>
-    <w:p>
-      <w:pPr>
-        <w:pStyle w:val="BodyText"/>
-      </w:pPr>
-      <w:r>
-        <w:t>"What does he do in that place? Does he clear something away? Does he stand beside you in silence? Does he plant something? Does he simply look, with love? Notice. (pause)</w:t>
-      </w:r>
-    </w:p>
-    <w:p>
-      <w:pPr>
-        <w:pStyle w:val="BodyText"/>
-      </w:pPr>
-      <w:r>
-        <w:t>"Is there a word he has for you? Do not invent words. If he does not speak, his presence is enough. If he does, listen. (pause)</w:t>
-      </w:r>
-    </w:p>
-    <w:p>
-      <w:pPr>
-        <w:pStyle w:val="BodyText"/>
-      </w:pPr>
-      <w:r>
-        <w:t>"Look once more at your garden with him in it. Notice what has changed, and what has not. (pause)</w:t>
-      </w:r>
-    </w:p>
-    <w:p>
-      <w:pPr>
-        <w:pStyle w:val="BodyText"/>
-      </w:pPr>
-      <w:r>
-        <w:t>"Thank him for coming. Tell him you will be back. Open your eyes when you are ready."</w:t>
+        <w:t>"When you are ready, come back to here, and open your eyes."</w:t>
       </w:r>
     </w:p>
     <w:p>
@@ -179,7 +172,7 @@
         <w:t>Write (4 minutes):</w:t>
       </w:r>
       <w:r>
-        <w:t xml:space="preserve"> "What did he do? Where did he go? Did he say anything? 'Nothing happened' is honest."</w:t>
+        <w:t xml:space="preserve"> "What did you see, hear, smell, or feel? What did he do or say? 'Nothing happened' is honest." Everyone writes before anyone shares.</w:t>
       </w:r>
     </w:p>
     <w:p>
@@ -194,6 +187,31 @@
       </w:r>
       <w:r>
         <w:t xml:space="preserve"> by invitation only; the arranged parent opens. Never "God was telling you ___." Notice, don't conclude: the returns are for testing. If something painful surfaces, bless it: "I hear that. May Jesus stay with you in that place this week." Anything heavier: the Settle Protocol, for the person, not the circle.</w:t>
+      </w:r>
+    </w:p>
+    <w:p>
+      <w:pPr>
+        <w:pStyle w:val="Heading2"/>
+      </w:pPr>
+      <w:r>
+        <w:t>Then, the whole room (the merge)</w:t>
+      </w:r>
+    </w:p>
+    <w:p>
+      <w:pPr>
+        <w:pStyle w:val="BodyText"/>
+      </w:pPr>
+      <w:r>
+        <w:t>"Were there any differences between the garden and the garden with Jesus in it? What did they look like? What might your images tell you about yourself? About Jesus with you and in you?" Each person reads their own images; no one interprets anyone else's. Then one word about tonight.</w:t>
+      </w:r>
+    </w:p>
+    <w:p>
+      <w:pPr/>
+      <w:r>
+        <w:rPr>
+          <w:i/>
+        </w:rPr>
+        <w:t>Adapted from the Four Connects deck (Fellowship of the Heart, September 2025), "Garden of the Heart".</w:t>
       </w:r>
     </w:p>
     <w:sectPr>

--- a/_implementation-notes/evening-series/handouts/FotH Pilot Session 9-10 Reading Card DRAFT v1.docx
+++ b/_implementation-notes/evening-series/handouts/FotH Pilot Session 9-10 Reading Card DRAFT v1.docx
@@ -16,7 +16,7 @@
         <w:rPr>
           <w:i/>
         </w:rPr>
-        <w:t>For the reader and the leading pair, Sessions 9–10 combined. The Four Connects Garden of the Heart process, in two rounds (John's word, 13 October 2026). Read slowly: two words per second. (pause) = 30 full seconds; (longer pause) = 60. Do not fill the silence. Pens and journals ready before you start, then set aside.</w:t>
+        <w:t>For the reader and the leading pair, Evening 7. The Four Connects Garden of the Heart process, in two rounds (John's word, 13 October 2026). Read slowly: two words per second. (pause) = 30 full seconds; (longer pause) = 60. Do not fill the silence. Pens and journals ready before you start, then set aside.</w:t>
       </w:r>
     </w:p>
     <w:p>
@@ -215,6 +215,8 @@
       </w:r>
     </w:p>
     <w:sectPr>
+      <w:headerReference w:type="default" r:id="rId9"/>
+      <w:footerReference w:type="default" r:id="rId10"/>
       <w:footnotePr>
         <w:numRestart w:val="eachSect"/>
       </w:footnotePr>
@@ -228,6 +230,16 @@
 <w:comments xmlns:w="http://schemas.openxmlformats.org/wordprocessingml/2006/main" xmlns:m="http://schemas.openxmlformats.org/officeDocument/2006/math" xmlns:r="http://schemas.openxmlformats.org/officeDocument/2006/relationships" xmlns:o="urn:schemas-microsoft-com:office:office" xmlns:v="urn:schemas-microsoft-com:vml" xmlns:w10="urn:schemas-microsoft-com:office:word" xmlns:a="http://schemas.openxmlformats.org/drawingml/2006/main" xmlns:pic="http://schemas.openxmlformats.org/drawingml/2006/picture" xmlns:wp="http://schemas.openxmlformats.org/drawingml/2006/wordprocessingDrawing"/>
 </file>
 
+<file path=word/footer1.xml><?xml version="1.0" encoding="utf-8"?>
+<w:ftr xmlns:m="http://schemas.openxmlformats.org/officeDocument/2006/math" xmlns:mc="http://schemas.openxmlformats.org/markup-compatibility/2006" xmlns:mo="http://schemas.microsoft.com/office/mac/office/2008/main" xmlns:mv="urn:schemas-microsoft-com:mac:vml" xmlns:o="urn:schemas-microsoft-com:office:office" xmlns:r="http://schemas.openxmlformats.org/officeDocument/2006/relationships" xmlns:v="urn:schemas-microsoft-com:vml" xmlns:w10="urn:schemas-microsoft-com:office:word" xmlns:w14="http://schemas.microsoft.com/office/word/2010/wordml" xmlns:w="http://schemas.openxmlformats.org/wordprocessingml/2006/main" xmlns:wne="http://schemas.microsoft.com/office/word/2006/wordml" xmlns:wp14="http://schemas.microsoft.com/office/word/2010/wordprocessingDrawing" xmlns:wp="http://schemas.openxmlformats.org/drawingml/2006/wordprocessingDrawing" xmlns:wpc="http://schemas.microsoft.com/office/word/2010/wordprocessingCanvas" xmlns:wpg="http://schemas.microsoft.com/office/word/2010/wordprocessingGroup" xmlns:wpi="http://schemas.microsoft.com/office/word/2010/wordprocessingInk" xmlns:wps="http://schemas.microsoft.com/office/word/2010/wordprocessingShape" mc:Ignorable="w14 wp14">
+  <w:p>
+    <w:pPr>
+      <w:pStyle w:val="Footer"/>
+    </w:pPr>
+  </w:p>
+</w:ftr>
+</file>
+
 <file path=word/footnotes.xml><?xml version="1.0" encoding="utf-8"?>
 <w:footnotes xmlns:w="http://schemas.openxmlformats.org/wordprocessingml/2006/main" xmlns:m="http://schemas.openxmlformats.org/officeDocument/2006/math" xmlns:r="http://schemas.openxmlformats.org/officeDocument/2006/relationships" xmlns:o="urn:schemas-microsoft-com:office:office" xmlns:v="urn:schemas-microsoft-com:vml" xmlns:w10="urn:schemas-microsoft-com:office:word" xmlns:a="http://schemas.openxmlformats.org/drawingml/2006/main" xmlns:pic="http://schemas.openxmlformats.org/drawingml/2006/picture" xmlns:wp="http://schemas.openxmlformats.org/drawingml/2006/wordprocessingDrawing">
   <w:footnote w:type="continuationSeparator" w:id="0">
@@ -245,6 +257,16 @@
     </w:p>
   </w:footnote>
 </w:footnotes>
+</file>
+
+<file path=word/header1.xml><?xml version="1.0" encoding="utf-8"?>
+<w:hdr xmlns:m="http://schemas.openxmlformats.org/officeDocument/2006/math" xmlns:mc="http://schemas.openxmlformats.org/markup-compatibility/2006" xmlns:mo="http://schemas.microsoft.com/office/mac/office/2008/main" xmlns:mv="urn:schemas-microsoft-com:mac:vml" xmlns:o="urn:schemas-microsoft-com:office:office" xmlns:r="http://schemas.openxmlformats.org/officeDocument/2006/relationships" xmlns:v="urn:schemas-microsoft-com:vml" xmlns:w10="urn:schemas-microsoft-com:office:word" xmlns:w14="http://schemas.microsoft.com/office/word/2010/wordml" xmlns:w="http://schemas.openxmlformats.org/wordprocessingml/2006/main" xmlns:wne="http://schemas.microsoft.com/office/word/2006/wordml" xmlns:wp14="http://schemas.microsoft.com/office/word/2010/wordprocessingDrawing" xmlns:wp="http://schemas.openxmlformats.org/drawingml/2006/wordprocessingDrawing" xmlns:wpc="http://schemas.microsoft.com/office/word/2010/wordprocessingCanvas" xmlns:wpg="http://schemas.microsoft.com/office/word/2010/wordprocessingGroup" xmlns:wpi="http://schemas.microsoft.com/office/word/2010/wordprocessingInk" xmlns:wps="http://schemas.microsoft.com/office/word/2010/wordprocessingShape" mc:Ignorable="w14 wp14">
+  <w:p>
+    <w:pPr>
+      <w:pStyle w:val="Header"/>
+    </w:pPr>
+  </w:p>
+</w:hdr>
 </file>
 
 <file path=word/numbering.xml><?xml version="1.0" encoding="utf-8"?>
